--- a/comments.docx
+++ b/comments.docx
@@ -93,11 +93,19 @@
           <w:lang w:val="en-US"/>
         </w:rPr>
       </w:pPr>
-      <w:r>
-        <w:rPr>
-          <w:lang w:val="en-US"/>
-        </w:rPr>
-        <w:t>npm run dev</w:t>
+      <w:proofErr w:type="spellStart"/>
+      <w:r>
+        <w:rPr>
+          <w:lang w:val="en-US"/>
+        </w:rPr>
+        <w:t>npm</w:t>
+      </w:r>
+      <w:proofErr w:type="spellEnd"/>
+      <w:r>
+        <w:rPr>
+          <w:lang w:val="en-US"/>
+        </w:rPr>
+        <w:t xml:space="preserve"> run dev</w:t>
       </w:r>
     </w:p>
     <w:p>
@@ -255,7 +263,21 @@
         <w:rPr>
           <w:lang w:val="en-US"/>
         </w:rPr>
-        <w:t>In the same terminal where npm run dev is running:</w:t>
+        <w:t xml:space="preserve">In the same terminal where </w:t>
+      </w:r>
+      <w:proofErr w:type="spellStart"/>
+      <w:r>
+        <w:rPr>
+          <w:lang w:val="en-US"/>
+        </w:rPr>
+        <w:t>npm</w:t>
+      </w:r>
+      <w:proofErr w:type="spellEnd"/>
+      <w:r>
+        <w:rPr>
+          <w:lang w:val="en-US"/>
+        </w:rPr>
+        <w:t xml:space="preserve"> run dev is running:</w:t>
       </w:r>
     </w:p>
     <w:p>
@@ -288,7 +310,21 @@
         <w:rPr>
           <w:lang w:val="en-US"/>
         </w:rPr>
-        <w:t>Press Ctrl+C.</w:t>
+        <w:t xml:space="preserve">Press </w:t>
+      </w:r>
+      <w:proofErr w:type="spellStart"/>
+      <w:r>
+        <w:rPr>
+          <w:lang w:val="en-US"/>
+        </w:rPr>
+        <w:t>Ctrl+C</w:t>
+      </w:r>
+      <w:proofErr w:type="spellEnd"/>
+      <w:r>
+        <w:rPr>
+          <w:lang w:val="en-US"/>
+        </w:rPr>
+        <w:t>.</w:t>
       </w:r>
     </w:p>
     <w:p>
@@ -347,40 +383,152 @@
         <w:rPr>
           <w:lang w:val="en-US"/>
         </w:rPr>
-        <w:t>Something is still running. Either press Ctrl+C in the old npm run dev window, or run this, then start again:</w:t>
-      </w:r>
-    </w:p>
-    <w:p>
-      <w:pPr>
-        <w:rPr>
-          <w:lang w:val="en-US"/>
-        </w:rPr>
-      </w:pPr>
-    </w:p>
-    <w:p>
-      <w:pPr>
-        <w:rPr>
-          <w:lang w:val="en-US"/>
-        </w:rPr>
-      </w:pPr>
-      <w:r>
-        <w:rPr>
-          <w:lang w:val="en-US"/>
-        </w:rPr>
-        <w:t>Get-NetTCPConnection -LocalPort 3001,5173 -State Listen -ErrorAction SilentlyContinue |</w:t>
-      </w:r>
-    </w:p>
-    <w:p>
-      <w:pPr>
-        <w:rPr>
-          <w:lang w:val="en-US"/>
-        </w:rPr>
-      </w:pPr>
-      <w:r>
-        <w:rPr>
-          <w:lang w:val="en-US"/>
-        </w:rPr>
-        <w:t xml:space="preserve">  ForEach-Object { Stop-Process -Id $_.OwningProcess -Force }</w:t>
+        <w:t xml:space="preserve">Something is still running. Either press </w:t>
+      </w:r>
+      <w:proofErr w:type="spellStart"/>
+      <w:r>
+        <w:rPr>
+          <w:lang w:val="en-US"/>
+        </w:rPr>
+        <w:t>Ctrl+C</w:t>
+      </w:r>
+      <w:proofErr w:type="spellEnd"/>
+      <w:r>
+        <w:rPr>
+          <w:lang w:val="en-US"/>
+        </w:rPr>
+        <w:t xml:space="preserve"> in the old </w:t>
+      </w:r>
+      <w:proofErr w:type="spellStart"/>
+      <w:r>
+        <w:rPr>
+          <w:lang w:val="en-US"/>
+        </w:rPr>
+        <w:t>npm</w:t>
+      </w:r>
+      <w:proofErr w:type="spellEnd"/>
+      <w:r>
+        <w:rPr>
+          <w:lang w:val="en-US"/>
+        </w:rPr>
+        <w:t xml:space="preserve"> run dev window, or run this, then start again:</w:t>
+      </w:r>
+    </w:p>
+    <w:p>
+      <w:pPr>
+        <w:rPr>
+          <w:lang w:val="en-US"/>
+        </w:rPr>
+      </w:pPr>
+    </w:p>
+    <w:p>
+      <w:pPr>
+        <w:rPr>
+          <w:lang w:val="en-US"/>
+        </w:rPr>
+      </w:pPr>
+      <w:r>
+        <w:rPr>
+          <w:lang w:val="en-US"/>
+        </w:rPr>
+        <w:t>Get-</w:t>
+      </w:r>
+      <w:proofErr w:type="spellStart"/>
+      <w:r>
+        <w:rPr>
+          <w:lang w:val="en-US"/>
+        </w:rPr>
+        <w:t>NetTCPConnection</w:t>
+      </w:r>
+      <w:proofErr w:type="spellEnd"/>
+      <w:r>
+        <w:rPr>
+          <w:lang w:val="en-US"/>
+        </w:rPr>
+        <w:t xml:space="preserve"> -</w:t>
+      </w:r>
+      <w:proofErr w:type="spellStart"/>
+      <w:r>
+        <w:rPr>
+          <w:lang w:val="en-US"/>
+        </w:rPr>
+        <w:t>LocalPort</w:t>
+      </w:r>
+      <w:proofErr w:type="spellEnd"/>
+      <w:r>
+        <w:rPr>
+          <w:lang w:val="en-US"/>
+        </w:rPr>
+        <w:t xml:space="preserve"> 3001,5173 -State Listen -</w:t>
+      </w:r>
+      <w:proofErr w:type="spellStart"/>
+      <w:r>
+        <w:rPr>
+          <w:lang w:val="en-US"/>
+        </w:rPr>
+        <w:t>ErrorAction</w:t>
+      </w:r>
+      <w:proofErr w:type="spellEnd"/>
+      <w:r>
+        <w:rPr>
+          <w:lang w:val="en-US"/>
+        </w:rPr>
+        <w:t xml:space="preserve"> </w:t>
+      </w:r>
+      <w:proofErr w:type="spellStart"/>
+      <w:r>
+        <w:rPr>
+          <w:lang w:val="en-US"/>
+        </w:rPr>
+        <w:t>SilentlyContinue</w:t>
+      </w:r>
+      <w:proofErr w:type="spellEnd"/>
+      <w:r>
+        <w:rPr>
+          <w:lang w:val="en-US"/>
+        </w:rPr>
+        <w:t xml:space="preserve"> |</w:t>
+      </w:r>
+    </w:p>
+    <w:p>
+      <w:pPr>
+        <w:rPr>
+          <w:lang w:val="en-US"/>
+        </w:rPr>
+      </w:pPr>
+      <w:r>
+        <w:rPr>
+          <w:lang w:val="en-US"/>
+        </w:rPr>
+        <w:t xml:space="preserve">  </w:t>
+      </w:r>
+      <w:proofErr w:type="spellStart"/>
+      <w:r>
+        <w:rPr>
+          <w:lang w:val="en-US"/>
+        </w:rPr>
+        <w:t>ForEach</w:t>
+      </w:r>
+      <w:proofErr w:type="spellEnd"/>
+      <w:r>
+        <w:rPr>
+          <w:lang w:val="en-US"/>
+        </w:rPr>
+        <w:t>-Object { Stop-Process -Id $_.</w:t>
+      </w:r>
+      <w:proofErr w:type="spellStart"/>
+      <w:r>
+        <w:rPr>
+          <w:lang w:val="en-US"/>
+        </w:rPr>
+        <w:t>OwningProcess</w:t>
+      </w:r>
+      <w:proofErr w:type="spellEnd"/>
+      <w:r>
+        <w:rPr>
+          <w:lang w:val="en-US"/>
+        </w:rPr>
+        <w:t xml:space="preserve"> -Force }</w:t>
       </w:r>
     </w:p>
     <w:p>
@@ -409,11 +557,19 @@
           <w:lang w:val="en-US"/>
         </w:rPr>
       </w:pPr>
-      <w:r>
-        <w:rPr>
-          <w:lang w:val="en-US"/>
-        </w:rPr>
-        <w:t>npm run dev</w:t>
+      <w:proofErr w:type="spellStart"/>
+      <w:r>
+        <w:rPr>
+          <w:lang w:val="en-US"/>
+        </w:rPr>
+        <w:t>npm</w:t>
+      </w:r>
+      <w:proofErr w:type="spellEnd"/>
+      <w:r>
+        <w:rPr>
+          <w:lang w:val="en-US"/>
+        </w:rPr>
+        <w:t xml:space="preserve"> run dev</w:t>
       </w:r>
     </w:p>
     <w:p>
@@ -461,7 +617,21 @@
           <w:lang w:val="en-US"/>
         </w:rPr>
         <w:lastRenderedPageBreak/>
-        <w:t>A standalone Windows folder is ready at D:\Yossi\JNF-Game\release\GreenHorizons. Copy the whole folder (USB or another PC). No npm install is required.</w:t>
+        <w:t xml:space="preserve">A standalone Windows folder is ready at D:\Yossi\JNF-Game\release\GreenHorizons. Copy the whole folder (USB or another PC). No </w:t>
+      </w:r>
+      <w:proofErr w:type="spellStart"/>
+      <w:r>
+        <w:rPr>
+          <w:lang w:val="en-US"/>
+        </w:rPr>
+        <w:t>npm</w:t>
+      </w:r>
+      <w:proofErr w:type="spellEnd"/>
+      <w:r>
+        <w:rPr>
+          <w:lang w:val="en-US"/>
+        </w:rPr>
+        <w:t xml:space="preserve"> install is required.</w:t>
       </w:r>
     </w:p>
     <w:p>
@@ -613,7 +783,21 @@
         <w:rPr>
           <w:lang w:val="en-US"/>
         </w:rPr>
-        <w:t>Click that black window and press Ctrl+C, or close the window.</w:t>
+        <w:t xml:space="preserve">Click that black window and press </w:t>
+      </w:r>
+      <w:proofErr w:type="spellStart"/>
+      <w:r>
+        <w:rPr>
+          <w:lang w:val="en-US"/>
+        </w:rPr>
+        <w:t>Ctrl+C</w:t>
+      </w:r>
+      <w:proofErr w:type="spellEnd"/>
+      <w:r>
+        <w:rPr>
+          <w:lang w:val="en-US"/>
+        </w:rPr>
+        <w:t>, or close the window.</w:t>
       </w:r>
     </w:p>
     <w:p>
@@ -675,25 +859,408 @@
           <w:lang w:val="en-US"/>
         </w:rPr>
       </w:pPr>
-      <w:r>
-        <w:rPr>
-          <w:lang w:val="en-US"/>
-        </w:rPr>
-        <w:t>npm run package:win</w:t>
-      </w:r>
-    </w:p>
-    <w:p>
-      <w:pPr>
-        <w:rPr>
-          <w:lang w:val="en-US"/>
-        </w:rPr>
-      </w:pPr>
-      <w:r>
-        <w:rPr>
-          <w:lang w:val="en-US"/>
-        </w:rPr>
-        <w:t>Keep GreenHorizons.exe together with runtime, public, dist, data, and server.mjs.</w:t>
-      </w:r>
+      <w:proofErr w:type="spellStart"/>
+      <w:r>
+        <w:rPr>
+          <w:lang w:val="en-US"/>
+        </w:rPr>
+        <w:t>npm</w:t>
+      </w:r>
+      <w:proofErr w:type="spellEnd"/>
+      <w:r>
+        <w:rPr>
+          <w:lang w:val="en-US"/>
+        </w:rPr>
+        <w:t xml:space="preserve"> run </w:t>
+      </w:r>
+      <w:proofErr w:type="spellStart"/>
+      <w:r>
+        <w:rPr>
+          <w:lang w:val="en-US"/>
+        </w:rPr>
+        <w:t>package:win</w:t>
+      </w:r>
+      <w:proofErr w:type="spellEnd"/>
+    </w:p>
+    <w:p>
+      <w:pPr>
+        <w:rPr>
+          <w:lang w:val="en-US"/>
+        </w:rPr>
+      </w:pPr>
+      <w:r>
+        <w:rPr>
+          <w:lang w:val="en-US"/>
+        </w:rPr>
+        <w:t xml:space="preserve">Keep GreenHorizons.exe together with runtime, public, </w:t>
+      </w:r>
+      <w:proofErr w:type="spellStart"/>
+      <w:r>
+        <w:rPr>
+          <w:lang w:val="en-US"/>
+        </w:rPr>
+        <w:t>dist</w:t>
+      </w:r>
+      <w:proofErr w:type="spellEnd"/>
+      <w:r>
+        <w:rPr>
+          <w:lang w:val="en-US"/>
+        </w:rPr>
+        <w:t xml:space="preserve">, data, and </w:t>
+      </w:r>
+      <w:proofErr w:type="spellStart"/>
+      <w:r>
+        <w:rPr>
+          <w:lang w:val="en-US"/>
+        </w:rPr>
+        <w:t>server.mjs</w:t>
+      </w:r>
+      <w:proofErr w:type="spellEnd"/>
+      <w:r>
+        <w:rPr>
+          <w:lang w:val="en-US"/>
+        </w:rPr>
+        <w:t>.</w:t>
+      </w:r>
+    </w:p>
+    <w:p>
+      <w:pPr>
+        <w:rPr>
+          <w:lang w:val="en-US"/>
+        </w:rPr>
+      </w:pPr>
+    </w:p>
+    <w:p>
+      <w:pPr>
+        <w:rPr>
+          <w:lang w:val="en-US"/>
+        </w:rPr>
+      </w:pPr>
+      <w:r>
+        <w:rPr>
+          <w:lang w:val="en-US"/>
+        </w:rPr>
+        <w:t xml:space="preserve">Include versioning stat now with </w:t>
+      </w:r>
+      <w:proofErr w:type="spellStart"/>
+      <w:r>
+        <w:rPr>
+          <w:lang w:val="en-US"/>
+        </w:rPr>
+        <w:t>ver</w:t>
+      </w:r>
+      <w:proofErr w:type="spellEnd"/>
+      <w:r>
+        <w:rPr>
+          <w:lang w:val="en-US"/>
+        </w:rPr>
+        <w:t xml:space="preserve"> 1.0.1</w:t>
+      </w:r>
+    </w:p>
+    <w:p>
+      <w:pPr>
+        <w:rPr>
+          <w:lang w:val="en-US"/>
+        </w:rPr>
+      </w:pPr>
+      <w:r>
+        <w:rPr>
+          <w:lang w:val="en-US"/>
+        </w:rPr>
+        <w:t xml:space="preserve">Style the page to the same style of </w:t>
+      </w:r>
+      <w:hyperlink r:id="rId4" w:history="1">
+        <w:r>
+          <w:rPr>
+            <w:rStyle w:val="Hyperlink"/>
+            <w:lang w:val="en-US"/>
+          </w:rPr>
+          <w:t>https://sayarut.org.il</w:t>
+        </w:r>
+      </w:hyperlink>
+      <w:r>
+        <w:rPr>
+          <w:lang w:val="en-US"/>
+        </w:rPr>
+        <w:t xml:space="preserve"> as this game will be a page inside this site</w:t>
+      </w:r>
+    </w:p>
+    <w:p>
+      <w:pPr>
+        <w:rPr>
+          <w:lang w:val="en-US"/>
+        </w:rPr>
+      </w:pPr>
+      <w:r>
+        <w:rPr>
+          <w:lang w:val="en-US"/>
+        </w:rPr>
+        <w:t>Remove the logo you used and use the following:</w:t>
+      </w:r>
+    </w:p>
+    <w:p>
+      <w:pPr>
+        <w:rPr>
+          <w:lang w:val="en-US"/>
+        </w:rPr>
+      </w:pPr>
+      <w:r>
+        <w:rPr>
+          <w:lang w:val="en-US"/>
+        </w:rPr>
+        <w:t xml:space="preserve">Left side - </w:t>
+      </w:r>
+      <w:r>
+        <w:rPr>
+          <w:lang w:val="en-US"/>
+        </w:rPr>
+        <w:t>D:\Yossi\JNF-Game</w:t>
+      </w:r>
+      <w:r>
+        <w:rPr>
+          <w:lang w:val="en-US"/>
+        </w:rPr>
+        <w:t>\</w:t>
+      </w:r>
+      <w:r>
+        <w:rPr>
+          <w:lang w:val="en-US"/>
+        </w:rPr>
+        <w:t>JNF_2C_No Tag@3x (2)</w:t>
+      </w:r>
+      <w:r>
+        <w:rPr>
+          <w:lang w:val="en-US"/>
+        </w:rPr>
+        <w:t>.png</w:t>
+      </w:r>
+    </w:p>
+    <w:p>
+      <w:pPr>
+        <w:rPr>
+          <w:lang w:val="en-US"/>
+        </w:rPr>
+      </w:pPr>
+      <w:r>
+        <w:rPr>
+          <w:lang w:val="en-US"/>
+        </w:rPr>
+        <w:t xml:space="preserve">In the middle - </w:t>
+      </w:r>
+      <w:r>
+        <w:rPr>
+          <w:lang w:val="en-US"/>
+        </w:rPr>
+        <w:t>D:\Yossi\JNF-Game</w:t>
+      </w:r>
+      <w:r>
+        <w:rPr>
+          <w:lang w:val="en-US"/>
+        </w:rPr>
+        <w:t>\</w:t>
+      </w:r>
+      <w:r>
+        <w:rPr>
+          <w:rFonts w:cs="Arial"/>
+          <w:rtl/>
+          <w:lang w:val="en-US"/>
+        </w:rPr>
+        <w:t>לוגו חדש מאי עשתה</w:t>
+      </w:r>
+      <w:r>
+        <w:rPr>
+          <w:rFonts w:cs="Arial"/>
+          <w:lang w:val="en-US"/>
+        </w:rPr>
+        <w:t>.</w:t>
+      </w:r>
+      <w:r>
+        <w:rPr>
+          <w:lang w:val="en-US"/>
+        </w:rPr>
+        <w:t xml:space="preserve"> </w:t>
+      </w:r>
+      <w:proofErr w:type="spellStart"/>
+      <w:r>
+        <w:rPr>
+          <w:lang w:val="en-US"/>
+        </w:rPr>
+        <w:t>png</w:t>
+      </w:r>
+      <w:proofErr w:type="spellEnd"/>
+    </w:p>
+    <w:p>
+      <w:pPr>
+        <w:rPr>
+          <w:lang w:val="en-US"/>
+        </w:rPr>
+      </w:pPr>
+      <w:r>
+        <w:rPr>
+          <w:lang w:val="en-US"/>
+        </w:rPr>
+        <w:t xml:space="preserve">Right side - </w:t>
+      </w:r>
+      <w:r>
+        <w:rPr>
+          <w:lang w:val="en-US"/>
+        </w:rPr>
+        <w:t>D:\Yossi\JNF-Game</w:t>
+      </w:r>
+      <w:r>
+        <w:rPr>
+          <w:lang w:val="en-US"/>
+        </w:rPr>
+        <w:t>\</w:t>
+      </w:r>
+      <w:proofErr w:type="spellStart"/>
+      <w:r>
+        <w:rPr>
+          <w:rFonts w:cs="Arial"/>
+          <w:rtl/>
+          <w:lang w:val="en-US"/>
+        </w:rPr>
+        <w:t>קקל</w:t>
+      </w:r>
+      <w:proofErr w:type="spellEnd"/>
+      <w:r>
+        <w:rPr>
+          <w:rFonts w:cs="Arial"/>
+          <w:rtl/>
+          <w:lang w:val="en-US"/>
+        </w:rPr>
+        <w:t xml:space="preserve"> לוגו</w:t>
+      </w:r>
+      <w:r>
+        <w:rPr>
+          <w:lang w:val="en-US"/>
+        </w:rPr>
+        <w:t xml:space="preserve"> svg</w:t>
+      </w:r>
+      <w:r>
+        <w:rPr>
+          <w:lang w:val="en-US"/>
+        </w:rPr>
+        <w:t>.png</w:t>
+      </w:r>
+    </w:p>
+    <w:p>
+      <w:pPr>
+        <w:rPr>
+          <w:lang w:val="en-US"/>
+        </w:rPr>
+      </w:pPr>
+      <w:r>
+        <w:rPr>
+          <w:lang w:val="en-US"/>
+        </w:rPr>
+        <w:t xml:space="preserve">Map should be </w:t>
+      </w:r>
+      <w:r>
+        <w:t>blank map</w:t>
+      </w:r>
+      <w:r>
+        <w:rPr>
+          <w:lang w:val="en-US"/>
+        </w:rPr>
+        <w:t xml:space="preserve"> </w:t>
+      </w:r>
+      <w:r>
+        <w:rPr>
+          <w:lang w:val="en-US"/>
+        </w:rPr>
+        <w:t>- no cities name etc.</w:t>
+      </w:r>
+    </w:p>
+    <w:p>
+      <w:pPr>
+        <w:rPr>
+          <w:lang w:val="en-US"/>
+        </w:rPr>
+      </w:pPr>
+      <w:r>
+        <w:rPr>
+          <w:lang w:val="en-US"/>
+        </w:rPr>
+        <w:lastRenderedPageBreak/>
+        <w:t xml:space="preserve">After the user point to location in the </w:t>
+      </w:r>
+      <w:r>
+        <w:rPr>
+          <w:lang w:val="en-US"/>
+        </w:rPr>
+        <w:t>map,</w:t>
+      </w:r>
+      <w:r>
+        <w:rPr>
+          <w:lang w:val="en-US"/>
+        </w:rPr>
+        <w:t xml:space="preserve"> he is </w:t>
+      </w:r>
+      <w:r>
+        <w:rPr>
+          <w:lang w:val="en-US"/>
+        </w:rPr>
+        <w:t>requiring</w:t>
+      </w:r>
+      <w:r>
+        <w:rPr>
+          <w:lang w:val="en-US"/>
+        </w:rPr>
+        <w:t xml:space="preserve"> to confirm it. Ake this confirmation configurable in the manager setup page</w:t>
+      </w:r>
+    </w:p>
+    <w:p>
+      <w:pPr>
+        <w:rPr>
+          <w:lang w:val="en-US"/>
+        </w:rPr>
+      </w:pPr>
+      <w:r>
+        <w:rPr>
+          <w:lang w:val="en-US"/>
+        </w:rPr>
+        <w:t>Number of questions should be configurable. Default is 10</w:t>
+      </w:r>
+      <w:r>
+        <w:rPr>
+          <w:lang w:val="en-US"/>
+        </w:rPr>
+        <w:t>.</w:t>
+      </w:r>
+      <w:r>
+        <w:rPr>
+          <w:lang w:val="en-US"/>
+        </w:rPr>
+        <w:t xml:space="preserve"> </w:t>
+      </w:r>
+    </w:p>
+    <w:p>
+      <w:pPr>
+        <w:rPr>
+          <w:lang w:val="en-US"/>
+        </w:rPr>
+      </w:pPr>
+      <w:r>
+        <w:rPr>
+          <w:lang w:val="en-US"/>
+        </w:rPr>
+        <w:t>I setup page, add a button to clear users database. Also add configurable field for automatic clear every day/month/not ever</w:t>
+      </w:r>
+    </w:p>
+    <w:p>
+      <w:pPr>
+        <w:rPr>
+          <w:lang w:val="en-US"/>
+        </w:rPr>
+      </w:pPr>
+    </w:p>
+    <w:p>
+      <w:pPr>
+        <w:rPr>
+          <w:lang w:val="en-US"/>
+        </w:rPr>
+      </w:pPr>
     </w:p>
     <w:sectPr>
       <w:pgSz w:w="11906" w:h="16838"/>
@@ -1622,6 +2189,17 @@
       <w:spacing w:val="5"/>
     </w:rPr>
   </w:style>
+  <w:style w:type="character" w:styleId="Hyperlink">
+    <w:name w:val="Hyperlink"/>
+    <w:basedOn w:val="DefaultParagraphFont"/>
+    <w:uiPriority w:val="99"/>
+    <w:unhideWhenUsed/>
+    <w:rsid w:val="00A96A04"/>
+    <w:rPr>
+      <w:color w:val="0563C1" w:themeColor="hyperlink"/>
+      <w:u w:val="single"/>
+    </w:rPr>
+  </w:style>
 </w:styles>
 </file>
 

--- a/comments.docx
+++ b/comments.docx
@@ -541,6 +541,7 @@
         <w:rPr>
           <w:lang w:val="en-US"/>
         </w:rPr>
+        <w:lastRenderedPageBreak/>
         <w:t>Then:</w:t>
       </w:r>
     </w:p>
@@ -1182,69 +1183,69 @@
         <w:rPr>
           <w:lang w:val="en-US"/>
         </w:rPr>
+        <w:t xml:space="preserve">After the user point to location in the </w:t>
+      </w:r>
+      <w:r>
+        <w:rPr>
+          <w:lang w:val="en-US"/>
+        </w:rPr>
+        <w:t>map,</w:t>
+      </w:r>
+      <w:r>
+        <w:rPr>
+          <w:lang w:val="en-US"/>
+        </w:rPr>
+        <w:t xml:space="preserve"> he is </w:t>
+      </w:r>
+      <w:r>
+        <w:rPr>
+          <w:lang w:val="en-US"/>
+        </w:rPr>
+        <w:t>requiring</w:t>
+      </w:r>
+      <w:r>
+        <w:rPr>
+          <w:lang w:val="en-US"/>
+        </w:rPr>
+        <w:t xml:space="preserve"> to confirm it. Ake this confirmation configurable in the manager setup page</w:t>
+      </w:r>
+    </w:p>
+    <w:p>
+      <w:pPr>
+        <w:rPr>
+          <w:lang w:val="en-US"/>
+        </w:rPr>
+      </w:pPr>
+      <w:r>
+        <w:rPr>
+          <w:lang w:val="en-US"/>
+        </w:rPr>
+        <w:t>Number of questions should be configurable. Default is 10</w:t>
+      </w:r>
+      <w:r>
+        <w:rPr>
+          <w:lang w:val="en-US"/>
+        </w:rPr>
+        <w:t>.</w:t>
+      </w:r>
+      <w:r>
+        <w:rPr>
+          <w:lang w:val="en-US"/>
+        </w:rPr>
+        <w:t xml:space="preserve"> </w:t>
+      </w:r>
+    </w:p>
+    <w:p>
+      <w:pPr>
+        <w:rPr>
+          <w:lang w:val="en-US"/>
+        </w:rPr>
+      </w:pPr>
+      <w:r>
+        <w:rPr>
+          <w:lang w:val="en-US"/>
+        </w:rPr>
         <w:lastRenderedPageBreak/>
-        <w:t xml:space="preserve">After the user point to location in the </w:t>
-      </w:r>
-      <w:r>
-        <w:rPr>
-          <w:lang w:val="en-US"/>
-        </w:rPr>
-        <w:t>map,</w:t>
-      </w:r>
-      <w:r>
-        <w:rPr>
-          <w:lang w:val="en-US"/>
-        </w:rPr>
-        <w:t xml:space="preserve"> he is </w:t>
-      </w:r>
-      <w:r>
-        <w:rPr>
-          <w:lang w:val="en-US"/>
-        </w:rPr>
-        <w:t>requiring</w:t>
-      </w:r>
-      <w:r>
-        <w:rPr>
-          <w:lang w:val="en-US"/>
-        </w:rPr>
-        <w:t xml:space="preserve"> to confirm it. Ake this confirmation configurable in the manager setup page</w:t>
-      </w:r>
-    </w:p>
-    <w:p>
-      <w:pPr>
-        <w:rPr>
-          <w:lang w:val="en-US"/>
-        </w:rPr>
-      </w:pPr>
-      <w:r>
-        <w:rPr>
-          <w:lang w:val="en-US"/>
-        </w:rPr>
-        <w:t>Number of questions should be configurable. Default is 10</w:t>
-      </w:r>
-      <w:r>
-        <w:rPr>
-          <w:lang w:val="en-US"/>
-        </w:rPr>
-        <w:t>.</w:t>
-      </w:r>
-      <w:r>
-        <w:rPr>
-          <w:lang w:val="en-US"/>
-        </w:rPr>
-        <w:t xml:space="preserve"> </w:t>
-      </w:r>
-    </w:p>
-    <w:p>
-      <w:pPr>
-        <w:rPr>
-          <w:lang w:val="en-US"/>
-        </w:rPr>
-      </w:pPr>
-      <w:r>
-        <w:rPr>
-          <w:lang w:val="en-US"/>
-        </w:rPr>
         <w:t>I setup page, add a button to clear users database. Also add configurable field for automatic clear every day/month/not ever</w:t>
       </w:r>
     </w:p>
@@ -1261,10 +1262,759 @@
           <w:lang w:val="en-US"/>
         </w:rPr>
       </w:pPr>
+    </w:p>
+    <w:p>
+      <w:pPr>
+        <w:rPr>
+          <w:lang w:val="en-US"/>
+        </w:rPr>
+      </w:pPr>
+      <w:r>
+        <w:rPr>
+          <w:lang w:val="en-US"/>
+        </w:rPr>
+        <w:br w:type="page"/>
+      </w:r>
+    </w:p>
+    <w:p>
+      <w:pPr>
+        <w:rPr>
+          <w:lang w:val="en-US"/>
+        </w:rPr>
+      </w:pPr>
+      <w:r>
+        <w:rPr>
+          <w:lang w:val="en-US"/>
+        </w:rPr>
+        <w:lastRenderedPageBreak/>
+        <w:t>When features are finished, prepare a site package like this.</w:t>
+      </w:r>
+    </w:p>
+    <w:p>
+      <w:pPr>
+        <w:rPr>
+          <w:lang w:val="en-US"/>
+        </w:rPr>
+      </w:pPr>
+    </w:p>
+    <w:p>
+      <w:pPr>
+        <w:rPr>
+          <w:lang w:val="en-US"/>
+        </w:rPr>
+      </w:pPr>
+      <w:r>
+        <w:rPr>
+          <w:lang w:val="en-US"/>
+        </w:rPr>
+        <w:t>1. What you build and send</w:t>
+      </w:r>
+    </w:p>
+    <w:p>
+      <w:pPr>
+        <w:rPr>
+          <w:lang w:val="en-US"/>
+        </w:rPr>
+      </w:pPr>
+    </w:p>
+    <w:p>
+      <w:pPr>
+        <w:rPr>
+          <w:lang w:val="en-US"/>
+        </w:rPr>
+      </w:pPr>
+      <w:r>
+        <w:rPr>
+          <w:lang w:val="en-US"/>
+        </w:rPr>
+        <w:t>On this project, run:</w:t>
+      </w:r>
+    </w:p>
+    <w:p>
+      <w:pPr>
+        <w:rPr>
+          <w:lang w:val="en-US"/>
+        </w:rPr>
+      </w:pPr>
+    </w:p>
+    <w:p>
+      <w:pPr>
+        <w:rPr>
+          <w:lang w:val="en-US"/>
+        </w:rPr>
+      </w:pPr>
+    </w:p>
+    <w:p>
+      <w:pPr>
+        <w:rPr>
+          <w:lang w:val="en-US"/>
+        </w:rPr>
+      </w:pPr>
+      <w:proofErr w:type="spellStart"/>
+      <w:r>
+        <w:rPr>
+          <w:lang w:val="en-US"/>
+        </w:rPr>
+        <w:t>npm</w:t>
+      </w:r>
+      <w:proofErr w:type="spellEnd"/>
+      <w:r>
+        <w:rPr>
+          <w:lang w:val="en-US"/>
+        </w:rPr>
+        <w:t xml:space="preserve"> run build</w:t>
+      </w:r>
+    </w:p>
+    <w:p>
+      <w:pPr>
+        <w:rPr>
+          <w:lang w:val="en-US"/>
+        </w:rPr>
+      </w:pPr>
+      <w:r>
+        <w:rPr>
+          <w:lang w:val="en-US"/>
+        </w:rPr>
+        <w:t>Then give the administrator a folder that contains:</w:t>
+      </w:r>
+    </w:p>
+    <w:p>
+      <w:pPr>
+        <w:rPr>
+          <w:lang w:val="en-US"/>
+        </w:rPr>
+      </w:pPr>
+    </w:p>
+    <w:p>
+      <w:pPr>
+        <w:rPr>
+          <w:lang w:val="en-US"/>
+        </w:rPr>
+      </w:pPr>
+      <w:proofErr w:type="spellStart"/>
+      <w:r>
+        <w:rPr>
+          <w:lang w:val="en-US"/>
+        </w:rPr>
+        <w:t>dist</w:t>
+      </w:r>
+      <w:proofErr w:type="spellEnd"/>
+      <w:r>
+        <w:rPr>
+          <w:lang w:val="en-US"/>
+        </w:rPr>
+        <w:t>/ — the game and admin pages</w:t>
+      </w:r>
+    </w:p>
+    <w:p>
+      <w:pPr>
+        <w:rPr>
+          <w:lang w:val="en-US"/>
+        </w:rPr>
+      </w:pPr>
+      <w:r>
+        <w:rPr>
+          <w:lang w:val="en-US"/>
+        </w:rPr>
+        <w:t xml:space="preserve">public/ — </w:t>
+      </w:r>
+      <w:proofErr w:type="spellStart"/>
+      <w:r>
+        <w:rPr>
+          <w:lang w:val="en-US"/>
+        </w:rPr>
+        <w:t>questions.json</w:t>
+      </w:r>
+      <w:proofErr w:type="spellEnd"/>
+      <w:r>
+        <w:rPr>
+          <w:lang w:val="en-US"/>
+        </w:rPr>
+        <w:t xml:space="preserve">, </w:t>
+      </w:r>
+      <w:proofErr w:type="spellStart"/>
+      <w:r>
+        <w:rPr>
+          <w:lang w:val="en-US"/>
+        </w:rPr>
+        <w:t>config.json</w:t>
+      </w:r>
+      <w:proofErr w:type="spellEnd"/>
+      <w:r>
+        <w:rPr>
+          <w:lang w:val="en-US"/>
+        </w:rPr>
+        <w:t>, logos, photos</w:t>
+      </w:r>
+    </w:p>
+    <w:p>
+      <w:pPr>
+        <w:rPr>
+          <w:lang w:val="en-US"/>
+        </w:rPr>
+      </w:pPr>
+      <w:r>
+        <w:rPr>
+          <w:lang w:val="en-US"/>
+        </w:rPr>
+        <w:t xml:space="preserve">data/ — empty folder for </w:t>
+      </w:r>
+      <w:proofErr w:type="spellStart"/>
+      <w:r>
+        <w:rPr>
+          <w:lang w:val="en-US"/>
+        </w:rPr>
+        <w:t>store.json</w:t>
+      </w:r>
+      <w:proofErr w:type="spellEnd"/>
+      <w:r>
+        <w:rPr>
+          <w:lang w:val="en-US"/>
+        </w:rPr>
+        <w:t xml:space="preserve"> (scores)</w:t>
+      </w:r>
+    </w:p>
+    <w:p>
+      <w:pPr>
+        <w:rPr>
+          <w:lang w:val="en-US"/>
+        </w:rPr>
+      </w:pPr>
+      <w:proofErr w:type="spellStart"/>
+      <w:r>
+        <w:rPr>
+          <w:lang w:val="en-US"/>
+        </w:rPr>
+        <w:t>server.mjs</w:t>
+      </w:r>
+      <w:proofErr w:type="spellEnd"/>
+      <w:r>
+        <w:rPr>
+          <w:lang w:val="en-US"/>
+        </w:rPr>
+        <w:t xml:space="preserve"> + runtime/node.exe or the source plus </w:t>
+      </w:r>
+      <w:proofErr w:type="spellStart"/>
+      <w:r>
+        <w:rPr>
+          <w:lang w:val="en-US"/>
+        </w:rPr>
+        <w:t>npm</w:t>
+      </w:r>
+      <w:proofErr w:type="spellEnd"/>
+      <w:r>
+        <w:rPr>
+          <w:lang w:val="en-US"/>
+        </w:rPr>
+        <w:t xml:space="preserve"> start</w:t>
+      </w:r>
+    </w:p>
+    <w:p>
+      <w:pPr>
+        <w:rPr>
+          <w:lang w:val="en-US"/>
+        </w:rPr>
+      </w:pPr>
+      <w:r>
+        <w:rPr>
+          <w:lang w:val="en-US"/>
+        </w:rPr>
+        <w:t>a short HOW-TO-INSTALL.txt</w:t>
+      </w:r>
+    </w:p>
+    <w:p>
+      <w:pPr>
+        <w:rPr>
+          <w:lang w:val="en-US"/>
+        </w:rPr>
+      </w:pPr>
+      <w:r>
+        <w:rPr>
+          <w:lang w:val="en-US"/>
+        </w:rPr>
+        <w:t xml:space="preserve">the </w:t>
+      </w:r>
+      <w:proofErr w:type="spellStart"/>
+      <w:r>
+        <w:rPr>
+          <w:lang w:val="en-US"/>
+        </w:rPr>
+        <w:t>iframe</w:t>
+      </w:r>
+      <w:proofErr w:type="spellEnd"/>
+      <w:r>
+        <w:rPr>
+          <w:lang w:val="en-US"/>
+        </w:rPr>
+        <w:t xml:space="preserve"> snippet for the WordPress page</w:t>
+      </w:r>
+    </w:p>
+    <w:p>
+      <w:pPr>
+        <w:rPr>
+          <w:lang w:val="en-US"/>
+        </w:rPr>
+      </w:pPr>
+      <w:r>
+        <w:rPr>
+          <w:lang w:val="en-US"/>
+        </w:rPr>
+        <w:t>The Windows .exe package you already have is for a laptop/booth. The site package is the same app, meant to stay running on their web server.</w:t>
+      </w:r>
+    </w:p>
+    <w:p>
+      <w:pPr>
+        <w:rPr>
+          <w:lang w:val="en-US"/>
+        </w:rPr>
+      </w:pPr>
+    </w:p>
+    <w:p>
+      <w:pPr>
+        <w:rPr>
+          <w:lang w:val="en-US"/>
+        </w:rPr>
+      </w:pPr>
+      <w:r>
+        <w:rPr>
+          <w:lang w:val="en-US"/>
+        </w:rPr>
+        <w:t>2. What they must do on the server</w:t>
+      </w:r>
+    </w:p>
+    <w:p>
+      <w:pPr>
+        <w:rPr>
+          <w:lang w:val="en-US"/>
+        </w:rPr>
+      </w:pPr>
+    </w:p>
+    <w:p>
+      <w:pPr>
+        <w:rPr>
+          <w:lang w:val="en-US"/>
+        </w:rPr>
+      </w:pPr>
+      <w:r>
+        <w:rPr>
+          <w:lang w:val="en-US"/>
+        </w:rPr>
+        <w:t>They need a host that can run Node (not only PHP). Typical setup:</w:t>
+      </w:r>
+    </w:p>
+    <w:p>
+      <w:pPr>
+        <w:rPr>
+          <w:lang w:val="en-US"/>
+        </w:rPr>
+      </w:pPr>
+    </w:p>
+    <w:p>
+      <w:pPr>
+        <w:rPr>
+          <w:lang w:val="en-US"/>
+        </w:rPr>
+      </w:pPr>
+      <w:r>
+        <w:rPr>
+          <w:lang w:val="en-US"/>
+        </w:rPr>
+        <w:t>URL such as https://game.sayarut.org.il or https://sayarut.org.il/game/</w:t>
+      </w:r>
+    </w:p>
+    <w:p>
+      <w:pPr>
+        <w:rPr>
+          <w:lang w:val="en-US"/>
+        </w:rPr>
+      </w:pPr>
+      <w:r>
+        <w:rPr>
+          <w:lang w:val="en-US"/>
+        </w:rPr>
+        <w:t xml:space="preserve">Node process started with </w:t>
+      </w:r>
+      <w:proofErr w:type="spellStart"/>
+      <w:r>
+        <w:rPr>
+          <w:lang w:val="en-US"/>
+        </w:rPr>
+        <w:t>npm</w:t>
+      </w:r>
+      <w:proofErr w:type="spellEnd"/>
+      <w:r>
+        <w:rPr>
+          <w:lang w:val="en-US"/>
+        </w:rPr>
+        <w:t xml:space="preserve"> start (or the bundled node.exe </w:t>
+      </w:r>
+      <w:proofErr w:type="spellStart"/>
+      <w:r>
+        <w:rPr>
+          <w:lang w:val="en-US"/>
+        </w:rPr>
+        <w:t>server.mjs</w:t>
+      </w:r>
+      <w:proofErr w:type="spellEnd"/>
+      <w:r>
+        <w:rPr>
+          <w:lang w:val="en-US"/>
+        </w:rPr>
+        <w:t>)</w:t>
+      </w:r>
+    </w:p>
+    <w:p>
+      <w:pPr>
+        <w:rPr>
+          <w:lang w:val="en-US"/>
+        </w:rPr>
+      </w:pPr>
+      <w:r>
+        <w:rPr>
+          <w:lang w:val="en-US"/>
+        </w:rPr>
+        <w:t>HTTPS in front (nginx / their host panel)</w:t>
+      </w:r>
+    </w:p>
+    <w:p>
+      <w:pPr>
+        <w:rPr>
+          <w:lang w:val="en-US"/>
+        </w:rPr>
+      </w:pPr>
+      <w:r>
+        <w:rPr>
+          <w:lang w:val="en-US"/>
+        </w:rPr>
+        <w:t>Write permission on data/ and public/ so scores, settings, and photo uploads can be saved</w:t>
+      </w:r>
+    </w:p>
+    <w:p>
+      <w:pPr>
+        <w:rPr>
+          <w:lang w:val="en-US"/>
+        </w:rPr>
+      </w:pPr>
+      <w:r>
+        <w:rPr>
+          <w:lang w:val="en-US"/>
+        </w:rPr>
+        <w:t>Scores stay in that server’s data/</w:t>
+      </w:r>
+      <w:proofErr w:type="spellStart"/>
+      <w:r>
+        <w:rPr>
+          <w:lang w:val="en-US"/>
+        </w:rPr>
+        <w:t>store.json</w:t>
+      </w:r>
+      <w:proofErr w:type="spellEnd"/>
+      <w:r>
+        <w:rPr>
+          <w:lang w:val="en-US"/>
+        </w:rPr>
+        <w:t>. They do not go into the WordPress database.</w:t>
+      </w:r>
+    </w:p>
+    <w:p>
+      <w:pPr>
+        <w:rPr>
+          <w:lang w:val="en-US"/>
+        </w:rPr>
+      </w:pPr>
+    </w:p>
+    <w:p>
+      <w:pPr>
+        <w:rPr>
+          <w:lang w:val="en-US"/>
+        </w:rPr>
+      </w:pPr>
+      <w:r>
+        <w:rPr>
+          <w:lang w:val="en-US"/>
+        </w:rPr>
+        <w:t>3. What they put on sayarut.org.il</w:t>
+      </w:r>
+    </w:p>
+    <w:p>
+      <w:pPr>
+        <w:rPr>
+          <w:lang w:val="en-US"/>
+        </w:rPr>
+      </w:pPr>
+    </w:p>
+    <w:p>
+      <w:pPr>
+        <w:rPr>
+          <w:lang w:val="en-US"/>
+        </w:rPr>
+      </w:pPr>
+      <w:r>
+        <w:rPr>
+          <w:lang w:val="en-US"/>
+        </w:rPr>
+        <w:t>Create a WordPress page (for example “Guess the Place”) and paste only this:</w:t>
+      </w:r>
+    </w:p>
+    <w:p>
+      <w:pPr>
+        <w:rPr>
+          <w:lang w:val="en-US"/>
+        </w:rPr>
+      </w:pPr>
+    </w:p>
+    <w:p>
+      <w:pPr>
+        <w:rPr>
+          <w:lang w:val="en-US"/>
+        </w:rPr>
+      </w:pPr>
+    </w:p>
+    <w:p>
+      <w:pPr>
+        <w:rPr>
+          <w:lang w:val="en-US"/>
+        </w:rPr>
+      </w:pPr>
+      <w:r>
+        <w:rPr>
+          <w:lang w:val="en-US"/>
+        </w:rPr>
+        <w:lastRenderedPageBreak/>
+        <w:t>&lt;</w:t>
+      </w:r>
+      <w:proofErr w:type="spellStart"/>
+      <w:r>
+        <w:rPr>
+          <w:lang w:val="en-US"/>
+        </w:rPr>
+        <w:t>iframe</w:t>
+      </w:r>
+      <w:proofErr w:type="spellEnd"/>
+    </w:p>
+    <w:p>
+      <w:pPr>
+        <w:rPr>
+          <w:lang w:val="en-US"/>
+        </w:rPr>
+      </w:pPr>
+      <w:r>
+        <w:rPr>
+          <w:lang w:val="en-US"/>
+        </w:rPr>
+        <w:t xml:space="preserve">  </w:t>
+      </w:r>
+      <w:proofErr w:type="spellStart"/>
+      <w:r>
+        <w:rPr>
+          <w:lang w:val="en-US"/>
+        </w:rPr>
+        <w:t>src</w:t>
+      </w:r>
+      <w:proofErr w:type="spellEnd"/>
+      <w:r>
+        <w:rPr>
+          <w:lang w:val="en-US"/>
+        </w:rPr>
+        <w:t>="https://game.sayarut.org.il/"</w:t>
+      </w:r>
+    </w:p>
+    <w:p>
+      <w:pPr>
+        <w:rPr>
+          <w:lang w:val="en-US"/>
+        </w:rPr>
+      </w:pPr>
+      <w:r>
+        <w:rPr>
+          <w:lang w:val="en-US"/>
+        </w:rPr>
+        <w:t xml:space="preserve">  title="Green Horizons Guess the Place"</w:t>
+      </w:r>
+    </w:p>
+    <w:p>
+      <w:pPr>
+        <w:rPr>
+          <w:lang w:val="en-US"/>
+        </w:rPr>
+      </w:pPr>
+      <w:r>
+        <w:rPr>
+          <w:lang w:val="en-US"/>
+        </w:rPr>
+        <w:t xml:space="preserve">  style="width:100%;height:100vh;border:0"</w:t>
+      </w:r>
+    </w:p>
+    <w:p>
+      <w:pPr>
+        <w:rPr>
+          <w:lang w:val="en-US"/>
+        </w:rPr>
+      </w:pPr>
+      <w:r>
+        <w:rPr>
+          <w:lang w:val="en-US"/>
+        </w:rPr>
+        <w:t xml:space="preserve">  allow="</w:t>
+      </w:r>
+      <w:proofErr w:type="spellStart"/>
+      <w:r>
+        <w:rPr>
+          <w:lang w:val="en-US"/>
+        </w:rPr>
+        <w:t>fullscreen</w:t>
+      </w:r>
+      <w:proofErr w:type="spellEnd"/>
+      <w:r>
+        <w:rPr>
+          <w:lang w:val="en-US"/>
+        </w:rPr>
+        <w:t>"</w:t>
+      </w:r>
+    </w:p>
+    <w:p>
+      <w:pPr>
+        <w:rPr>
+          <w:lang w:val="en-US"/>
+        </w:rPr>
+      </w:pPr>
+      <w:r>
+        <w:rPr>
+          <w:lang w:val="en-US"/>
+        </w:rPr>
+        <w:t>&gt;&lt;/</w:t>
+      </w:r>
+      <w:proofErr w:type="spellStart"/>
+      <w:r>
+        <w:rPr>
+          <w:lang w:val="en-US"/>
+        </w:rPr>
+        <w:t>iframe</w:t>
+      </w:r>
+      <w:proofErr w:type="spellEnd"/>
+      <w:r>
+        <w:rPr>
+          <w:lang w:val="en-US"/>
+        </w:rPr>
+        <w:t>&gt;</w:t>
+      </w:r>
+    </w:p>
+    <w:p>
+      <w:pPr>
+        <w:rPr>
+          <w:lang w:val="en-US"/>
+        </w:rPr>
+      </w:pPr>
+      <w:r>
+        <w:rPr>
+          <w:lang w:val="en-US"/>
+        </w:rPr>
+        <w:t>Visitors stay on the site; the game loads inside the page. Staff open https://game.sayarut.org.il/admin.html (PIN horizons, change it before going live).</w:t>
+      </w:r>
+    </w:p>
+    <w:p>
+      <w:pPr>
+        <w:rPr>
+          <w:lang w:val="en-US"/>
+        </w:rPr>
+      </w:pPr>
+    </w:p>
+    <w:p>
+      <w:pPr>
+        <w:rPr>
+          <w:lang w:val="en-US"/>
+        </w:rPr>
+      </w:pPr>
+      <w:r>
+        <w:rPr>
+          <w:lang w:val="en-US"/>
+        </w:rPr>
+        <w:t>4. What to tell them they cannot do</w:t>
+      </w:r>
+    </w:p>
+    <w:p>
+      <w:pPr>
+        <w:rPr>
+          <w:lang w:val="en-US"/>
+        </w:rPr>
+      </w:pPr>
+    </w:p>
+    <w:p>
+      <w:pPr>
+        <w:rPr>
+          <w:lang w:val="en-US"/>
+        </w:rPr>
+      </w:pPr>
+      <w:r>
+        <w:rPr>
+          <w:lang w:val="en-US"/>
+        </w:rPr>
+        <w:t>Do not upload only index.html into the media library or a WP page. Without the API, there is no shared leaderboard.</w:t>
+      </w:r>
+    </w:p>
+    <w:p>
+      <w:pPr>
+        <w:rPr>
+          <w:lang w:val="en-US"/>
+        </w:rPr>
+      </w:pPr>
+      <w:r>
+        <w:rPr>
+          <w:lang w:val="en-US"/>
+        </w:rPr>
+        <w:t>Do not expect names and scores to appear in the site’s usual user/contact lists unless you later add a WordPress/database connection. That is extra work.</w:t>
+      </w:r>
+    </w:p>
+    <w:p>
+      <w:pPr>
+        <w:rPr>
+          <w:lang w:val="en-US"/>
+        </w:rPr>
+      </w:pPr>
+      <w:r>
+        <w:rPr>
+          <w:lang w:val="en-US"/>
+        </w:rPr>
+        <w:t>5. When you are ready</w:t>
+      </w:r>
+    </w:p>
+    <w:p>
+      <w:pPr>
+        <w:rPr>
+          <w:lang w:val="en-US"/>
+        </w:rPr>
+      </w:pPr>
+    </w:p>
+    <w:p>
+      <w:pPr>
+        <w:rPr>
+          <w:lang w:val="en-US"/>
+        </w:rPr>
+      </w:pPr>
+      <w:r>
+        <w:rPr>
+          <w:lang w:val="en-US"/>
+        </w:rPr>
+        <w:t xml:space="preserve">Ask me to build a “site admin package”: zip + install note + </w:t>
+      </w:r>
+      <w:proofErr w:type="spellStart"/>
+      <w:r>
+        <w:rPr>
+          <w:lang w:val="en-US"/>
+        </w:rPr>
+        <w:t>iframe</w:t>
+      </w:r>
+      <w:proofErr w:type="spellEnd"/>
+      <w:r>
+        <w:rPr>
+          <w:lang w:val="en-US"/>
+        </w:rPr>
+        <w:t xml:space="preserve"> snippet + a base path if they want /game/ instead of a subdomain. Do that after questions, photos, PIN, and settings are final, so the package already contains the real content.</w:t>
+      </w:r>
     </w:p>
     <w:sectPr>
       <w:pgSz w:w="11906" w:h="16838"/>
-      <w:pgMar w:top="1440" w:right="1440" w:bottom="1440" w:left="1440" w:header="708" w:footer="708" w:gutter="0"/>
+      <w:pgMar w:top="709" w:right="1440" w:bottom="851" w:left="1440" w:header="708" w:footer="708" w:gutter="0"/>
       <w:cols w:space="708"/>
       <w:docGrid w:linePitch="360"/>
     </w:sectPr>
